--- a/entregables/energia-nuclear.docx
+++ b/entregables/energia-nuclear.docx
@@ -63,7 +63,7 @@
           <w:color w:val="1A2238"/>
           <w:sz w:val="23"/>
         </w:rPr>
-        <w:t>Documento de la Comisión Temática "Energía Nuclear" del Plan Perú 2040 (CNPP / Colegio de Ingenieros del Perú). Parte del punto de partida sobre la energía nuclear como fuente limpia, estable y de suministro garantizado (centrales que operan 24/365, sin emisiones de gases de efecto invernadero), reconociendo a la vez sus riesgos (Hiroshima/Nagasaki, Three Mile Island, Chernóbil, Fukushima) y el problema de los residuos radiactivos. Propone que el Perú no quede al margen de la búsqueda de fuentes de energía limpias y de la tecnología nuclear aplicada a la solución de problemas nacionales. A partir de un diagnóstico FODA y un análisis por sectores, identifica cinco sectores prioritarios donde la energía y tecnología nuclear puede aportar: seguridad alimentaria, salud humana, medio ambiente, energía e industria, y seguridad radiológica. Plantea una visión de Perú como país líder regional en ciencia y tecnología nuclear, sustentada en capital humano meritocrático, alianzas con regiones, universidades y sector privado, y un fuerte componente regulatorio (Autoridad Reguladora). El informe usa la técnica del Marco Lógico y las cuatro perspectivas del Balanced Scorecard, y reconoce que su desarrollo es transversal a otras Comisiones (Energía, Medio Ambiente, Ciencia y Tecnología, Salud, Competitividad). El documento es mayormente cualitativo; aporta muy pocas cifras explícitas y no incluye un capítulo de "primeros 100 días".</w:t>
+        <w:t>Informe ejecutivo de la Comisión Energía Nuclear (CNPP / Colegio de Ingenieros del Perú) que propone posicionar al Perú como país líder regional en ciencia y tecnología nuclear, orientando su uso pacífico a la solución de problemas nacionales en cinco sectores priorizados: seguridad alimentaria, salud humana, medio ambiente, energía e industria, y seguridad radiológica.</w:t>
       </w:r>
     </w:p>
     <w:p>
@@ -108,7 +108,7 @@
                 <w:color w:val="D91023"/>
                 <w:sz w:val="36"/>
               </w:rPr>
-              <w:t>6</w:t>
+              <w:t>0</w:t>
               <w:br/>
             </w:r>
             <w:r>
@@ -172,7 +172,7 @@
                 <w:color w:val="D91023"/>
                 <w:sz w:val="36"/>
               </w:rPr>
-              <w:t>7</w:t>
+              <w:t>4</w:t>
               <w:br/>
             </w:r>
             <w:r>
@@ -183,7 +183,7 @@
                 <w:color w:val="5D6B88"/>
                 <w:sz w:val="17"/>
               </w:rPr>
-              <w:t>Metas 2050</w:t>
+              <w:t>Objetivos</w:t>
             </w:r>
           </w:p>
         </w:tc>
@@ -230,7 +230,129 @@
           <w:color w:val="D91023"/>
           <w:sz w:val="26"/>
         </w:rPr>
-        <w:t>Visión 2050</w:t>
+        <w:t>Contenido</w:t>
+      </w:r>
+    </w:p>
+    <w:p>
+      <w:r>
+        <w:rPr>
+          <w:rFonts w:ascii="Calibri" w:hAnsi="Calibri"/>
+          <w:b/>
+          <w:i w:val="0"/>
+          <w:color w:val="D91023"/>
+          <w:sz w:val="20"/>
+        </w:rPr>
+        <w:t xml:space="preserve">I.  </w:t>
+      </w:r>
+      <w:r>
+        <w:rPr>
+          <w:rFonts w:ascii="Calibri" w:hAnsi="Calibri"/>
+          <w:b w:val="0"/>
+          <w:i w:val="0"/>
+          <w:color w:val="1A2238"/>
+          <w:sz w:val="20"/>
+        </w:rPr>
+        <w:t>Síntesis de la situación futura</w:t>
+      </w:r>
+    </w:p>
+    <w:p>
+      <w:r>
+        <w:rPr>
+          <w:rFonts w:ascii="Calibri" w:hAnsi="Calibri"/>
+          <w:b/>
+          <w:i w:val="0"/>
+          <w:color w:val="D91023"/>
+          <w:sz w:val="20"/>
+        </w:rPr>
+        <w:t xml:space="preserve">II.  </w:t>
+      </w:r>
+      <w:r>
+        <w:rPr>
+          <w:rFonts w:ascii="Calibri" w:hAnsi="Calibri"/>
+          <w:b w:val="0"/>
+          <w:i w:val="0"/>
+          <w:color w:val="1A2238"/>
+          <w:sz w:val="20"/>
+        </w:rPr>
+        <w:t>Síntesis de la situación actual</w:t>
+      </w:r>
+    </w:p>
+    <w:p>
+      <w:r>
+        <w:rPr>
+          <w:rFonts w:ascii="Calibri" w:hAnsi="Calibri"/>
+          <w:b/>
+          <w:i w:val="0"/>
+          <w:color w:val="D91023"/>
+          <w:sz w:val="20"/>
+        </w:rPr>
+        <w:t xml:space="preserve">III.  </w:t>
+      </w:r>
+      <w:r>
+        <w:rPr>
+          <w:rFonts w:ascii="Calibri" w:hAnsi="Calibri"/>
+          <w:b w:val="0"/>
+          <w:i w:val="0"/>
+          <w:color w:val="1A2238"/>
+          <w:sz w:val="20"/>
+        </w:rPr>
+        <w:t>Objetivos estratégicos</w:t>
+      </w:r>
+    </w:p>
+    <w:p>
+      <w:r>
+        <w:rPr>
+          <w:rFonts w:ascii="Calibri" w:hAnsi="Calibri"/>
+          <w:b/>
+          <w:i w:val="0"/>
+          <w:color w:val="D91023"/>
+          <w:sz w:val="20"/>
+        </w:rPr>
+        <w:t xml:space="preserve">IV.  </w:t>
+      </w:r>
+      <w:r>
+        <w:rPr>
+          <w:rFonts w:ascii="Calibri" w:hAnsi="Calibri"/>
+          <w:b w:val="0"/>
+          <w:i w:val="0"/>
+          <w:color w:val="1A2238"/>
+          <w:sz w:val="20"/>
+        </w:rPr>
+        <w:t>Acciones estratégicas</w:t>
+      </w:r>
+    </w:p>
+    <w:p>
+      <w:r>
+        <w:rPr>
+          <w:rFonts w:ascii="Calibri" w:hAnsi="Calibri"/>
+          <w:b/>
+          <w:i w:val="0"/>
+          <w:color w:val="D91023"/>
+          <w:sz w:val="20"/>
+        </w:rPr>
+        <w:t xml:space="preserve">VII.  </w:t>
+      </w:r>
+      <w:r>
+        <w:rPr>
+          <w:rFonts w:ascii="Calibri" w:hAnsi="Calibri"/>
+          <w:b w:val="0"/>
+          <w:i w:val="0"/>
+          <w:color w:val="1A2238"/>
+          <w:sz w:val="20"/>
+        </w:rPr>
+        <w:t>Articulación con el Acuerdo Nacional y el PEDN al 2050</w:t>
+      </w:r>
+    </w:p>
+    <w:p>
+      <w:r>
+        <w:rPr>
+          <w:rFonts w:ascii="Calibri" w:hAnsi="Calibri"/>
+          <w:b/>
+          <w:i w:val="0"/>
+          <w:color w:val="D91023"/>
+          <w:sz w:val="26"/>
+        </w:rPr>
+        <w:t>I · Síntesis de la situación futura</w:t>
       </w:r>
     </w:p>
     <w:p>
@@ -242,7 +364,7 @@
           <w:color w:val="1A2238"/>
           <w:sz w:val="21"/>
         </w:rPr>
-        <w:t>Perú país líder en la Región en Ciencia y Tecnología Nuclear en forma competitiva, con desarrollo sostenible y calidad de vida de la población (Visión Energía Nuclear 2040). Visión del mapa estratégico: "Coadyuvar al desarrollo sostenible del Perú, utilizando la ciencia y la tecnología nuclear en forma eficiente y competitiva, así como regulando su uso seguro".</w:t>
+        <w:t>Perú país líder en la Región en Ciencia y Tecnología Nuclear en forma competitiva, con desarrollo sostenible y calidad de vida de la población. La visión del Mapa Estratégico la formula como: "Coadyuvar al desarrollo sostenible del Perú, utilizando la ciencia y la tecnología nuclear en forma eficiente y competitiva, así como regulando su uso seguro." Se proyecta una energía nuclear como fuente limpia, sin emisiones de gases de efecto invernadero, de suministro garantizado (centrales operando 24 horas los 365 días del año), con precios estables a medio y largo plazo y mayor generación de empleo que las fuentes convencionales, integrada a una matriz energética diversificada y sustentable.</w:t>
       </w:r>
     </w:p>
     <w:p>
@@ -254,7 +376,7 @@
           <w:color w:val="D91023"/>
           <w:sz w:val="26"/>
         </w:rPr>
-        <w:t>Diagnóstico — brecha 2026</w:t>
+        <w:t>II · Síntesis de la situación actual</w:t>
       </w:r>
     </w:p>
     <w:p>
@@ -269,7 +391,7 @@
           <w:color w:val="1A2238"/>
           <w:sz w:val="21"/>
         </w:rPr>
-        <w:t>Debilidades institucionales: inadecuada estrategia de promoción y comunicación; insuficiente integración con otras instituciones de investigación y productivas; limitado aprovechamiento de alianzas estratégicas; infraestructura no utilizada o subutilizada; limitada capacidad de transferencia tecnológica.</w:t>
+        <w:t>Fortalezas: regulación del uso seguro de las radiaciones ionizantes aprobada por Ley; recursos humanos capacitados e infraestructura moderna y la más importante de la región para investigación y desarrollo; amplia experiencia en gestión de Cooperación Técnica Internacional; capacidad de Investigación y Desarrollo.</w:t>
       </w:r>
     </w:p>
     <w:p>
@@ -284,7 +406,7 @@
           <w:color w:val="1A2238"/>
           <w:sz w:val="21"/>
         </w:rPr>
-        <w:t>Carencia de una política adecuada de incorporación de personal con capacidad de respuesta técnica (las amenazas señalan falta de dispositivos legales para incorporar cuadros técnicos y profesionales).</w:t>
+        <w:t>Debilidades: inadecuada estrategia de promoción y comunicación; insuficiente integración con otras instituciones de investigación y productivas; limitado aprovechamiento de alianzas estratégicas; carencia de política adecuada de incorporación de personal con capacidad de respuesta técnica; infraestructura no utilizada o subutilizada; limitada capacidad de transferencia tecnológica.</w:t>
       </w:r>
     </w:p>
     <w:p>
@@ -299,7 +421,7 @@
           <w:color w:val="1A2238"/>
           <w:sz w:val="21"/>
         </w:rPr>
-        <w:t>Amenazas: sustitución de técnicas nucleares por alternativas; falta de financiamiento para la adquisición del combustible del reactor nuclear; disminución de los volúmenes de cooperación técnica internacional; recorte del presupuesto público para ciencia, tecnología e innovación.</w:t>
+        <w:t>Amenazas: sustitución de técnicas nucleares por técnicas alternativas; falta de financiamiento para la adquisición del combustible del reactor nuclear; disminución de los volúmenes de cooperación técnica internacional; falta de dispositivos legales para incorporar cuadros técnicos con capacidad de respuesta técnica y profesional.</w:t>
       </w:r>
     </w:p>
     <w:p>
@@ -314,7 +436,7 @@
           <w:color w:val="1A2238"/>
           <w:sz w:val="21"/>
         </w:rPr>
-        <w:t>Seguridad alimentaria: inadecuada sostenibilidad en la aplicación de técnicas nucleares en la actividad agropecuaria; restricción del acceso a mercados por residuos químicos en alimentos; prácticas deficientes de manejo de suelos; áreas con alta prevalencia de mosca de la fruta; degradación de suelos y baja productividad de cultivos tradicionales y plantas nativas.</w:t>
+        <w:t>Seguridad alimentaria: inadecuada sostenibilidad en la aplicación de técnicas nucleares en la actividad agropecuaria; restricción del acceso a mercados por residuos químicos en alimentos; prácticas deficientes en manejo de suelos y uso de fertilizantes; áreas con alta prevalencia de moscas de la fruta; pérdida de áreas agrícolas por degradación de suelos; enfermedades exóticas transfronterizas en animales; baja productividad de cultivos tradicionales y de plantas nativas con potencial nutritivo/medicinal; limitado desarrollo de la acuicultura.</w:t>
       </w:r>
     </w:p>
     <w:p>
@@ -329,7 +451,7 @@
           <w:color w:val="1A2238"/>
           <w:sz w:val="21"/>
         </w:rPr>
-        <w:t>Salud humana: déficit regional en cantidad y calidad de recursos humanos formados (físicos médicos, médicos nucleares, radioterapeutas, radiofarmacéuticos, etc.); falta de protocolos y manuales clínicos adoptados por el país; ausencia de sistemas de gestión de calidad en muchos centros regionales; acceso desigual a radionucleidos y radiofármacos en las regiones; bases de datos de infraestructura de medicina nuclear desactualizadas o inexistentes.</w:t>
+        <w:t>Salud humana: déficit regional en cantidad y calidad de recursos humanos formados (físicos médicos, radioterapeutas oncólogos, médicos nucleares, biólogos moleculares, radiofarmacéuticos); falta de protocolos y manuales de procedimientos para técnicas nucleares en salud; gestión tecnológica de infraestructura no alineada con requerimientos internacionales; ausencia de sistemas de gerencia de calidad; falta de institucionalización del físico médico en radioterapia e imaginología; aplicación limitada de técnicas isotópicas moleculares para enfermedades infectocontagiosas emergentes; acceso desigual a radionucleidos y radiofármacos; bases de datos regionales desactualizadas o inexistentes.</w:t>
       </w:r>
     </w:p>
     <w:p>
@@ -344,7 +466,7 @@
           <w:color w:val="1A2238"/>
           <w:sz w:val="21"/>
         </w:rPr>
-        <w:t>Medio ambiente: falta o insuficiencia de sistemas de alerta temprana y evaluación de impacto de contaminación por plaguicidas, COP, metales pesados; inadecuados sistemas de manejo y conocimiento de recursos hídricos; diagnóstico deficiente del impacto de la contaminación atmosférica sobre la salud.</w:t>
+        <w:t>Medio ambiente: falta o insuficiencia de sistemas de alerta temprana y evaluación de impacto de contaminación por plaguicidas, compuestos orgánicos persistentes y metales pesados; inadecuados sistemas de manejo y conocimiento de los recursos hídricos; ausencia de sistemas regionales de predicción de toxicidad de algas nocivas; limitado conocimiento de procesos en la zona costera; deficiencias en evaluación del impacto de la contaminación atmosférica.</w:t>
       </w:r>
     </w:p>
     <w:p>
@@ -359,7 +481,7 @@
           <w:color w:val="1A2238"/>
           <w:sz w:val="21"/>
         </w:rPr>
-        <w:t>Energía e industria (nucleoelectricidad): necesidad de mejorar la información pública objetiva sobre la energía nuclear; escasez de personal calificado para gestión de proyectos nucleoeléctricos; falta de análisis y escenarios de oferta/demanda energética de largo plazo; ausencia de políticas sobre el ciclo de combustible nuclear; insuficiente integración energética regional.</w:t>
+        <w:t>Energía e industria (nucleoelectricidad): necesidad de mejorar la información pública sobre energía nuclear; necesidad de formar personal para gestión de proyectos nucleoeléctricos y plantas de potencia; escasez de análisis y escenarios de oferta y demanda energética a largo plazo; conveniencia de políticas sobre ciclo de combustible nuclear; falta de bases de datos e indicadores para planificación energética; insuficiente integración energética en la región.</w:t>
       </w:r>
     </w:p>
     <w:p>
@@ -374,7 +496,7 @@
           <w:color w:val="1A2238"/>
           <w:sz w:val="21"/>
         </w:rPr>
-        <w:t>Reactores experimentales: necesidad de modernización para mejorar su seguridad y extender su vida útil; reposición del elemento combustible gastado; necesidad de formar y reemplazar personal altamente calificado.</w:t>
+        <w:t>Reactores experimentales: necesidad de intercambio de experiencias para incrementar la seguridad, operación y mantenimiento; necesidad de formar personal altamente calificado para manejo de reactores experimentales (REPs) y reemplazo de cuadros profesionales; necesidad de modernización para extender vida útil; reposición del elemento combustible gastado.</w:t>
       </w:r>
     </w:p>
     <w:p>
@@ -389,7 +511,7 @@
           <w:color w:val="1A2238"/>
           <w:sz w:val="21"/>
         </w:rPr>
-        <w:t>Aplicaciones industriales: insuficiente uso de aplicaciones nucleares en la industria, afectando la competitividad; limitaciones en el comercio y transporte de material radiactivo entre países de la región; insuficiente desarrollo tecnológico propio para transferir a la industria.</w:t>
+        <w:t>Aplicaciones en la industria: necesidad de difundir beneficios a usuarios finales en las regiones; insuficiente uso de aplicaciones nucleares afectando competitividad; limitaciones en comercio y transporte de material radiactivo entre países de la región; insuficiente desarrollo tecnológico propio para transferir a la industria.</w:t>
       </w:r>
     </w:p>
     <w:p>
@@ -404,7 +526,52 @@
           <w:color w:val="1A2238"/>
           <w:sz w:val="21"/>
         </w:rPr>
-        <w:t>Seguridad radiológica: carencia de normativa específica para prácticas de mayor riesgo (aceleradores lineales, radiología intervencionista); ausencia de un programa nacional de formación de trabajadores ocupacionalmente expuestos; deficiente control de materiales a reciclar; limitada cobertura de monitoreo individual interno y de entrenamiento de postgrado en protección radiológica.</w:t>
+        <w:t>Seguridad radiológica: carencia de normativa específica para prácticas de mayor riesgo (Aceleradores Lineales, Radiología Intervencionista); carencia de programa nacional de formación y requisitos estandarizados de entrenamiento para trabajadores ocupacionalmente expuestos; deficiencia en el control de materiales a reciclar; limitada cobertura de entrenamiento de postgrado en protección radiológica; insuficiente monitoreo individual interno; insuficiente conocimiento del impacto radiológico de industrias NORM.</w:t>
+      </w:r>
+    </w:p>
+    <w:p>
+      <w:pPr>
+        <w:pStyle w:val="ListBullet"/>
+      </w:pPr>
+      <w:r>
+        <w:rPr>
+          <w:rFonts w:ascii="Calibri" w:hAnsi="Calibri"/>
+          <w:b w:val="0"/>
+          <w:i w:val="0"/>
+          <w:color w:val="1A2238"/>
+          <w:sz w:val="21"/>
+        </w:rPr>
+        <w:t>El país cuenta con dos reactores experimentales orientados a la provisión de fuentes de neutrones para investigación, capacitación y producción de radioisótopos.</w:t>
+      </w:r>
+    </w:p>
+    <w:p>
+      <w:pPr>
+        <w:pStyle w:val="ListBullet"/>
+      </w:pPr>
+      <w:r>
+        <w:rPr>
+          <w:rFonts w:ascii="Calibri" w:hAnsi="Calibri"/>
+          <w:b w:val="0"/>
+          <w:i w:val="0"/>
+          <w:color w:val="1A2238"/>
+          <w:sz w:val="21"/>
+        </w:rPr>
+        <w:t>Riesgos identificados (variables inciertas): adquisición de elementos combustibles para los reactores; decisión política sobre apoyo a I&amp;D nuclear; sustitución de técnicas nucleares; cierre de operación de los reactores; pérdida de capital intelectual y envejecimiento de científicos; recorte del presupuesto público para ciencia, tecnología e innovación; construcción de central núcleo eléctrica vs. desplazamiento por gas e hidroeléctrica.</w:t>
+      </w:r>
+    </w:p>
+    <w:p>
+      <w:pPr>
+        <w:pStyle w:val="ListBullet"/>
+      </w:pPr>
+      <w:r>
+        <w:rPr>
+          <w:rFonts w:ascii="Calibri" w:hAnsi="Calibri"/>
+          <w:b w:val="0"/>
+          <w:i w:val="0"/>
+          <w:color w:val="1A2238"/>
+          <w:sz w:val="21"/>
+        </w:rPr>
+        <w:t>En los últimos años el desarrollo de la tecnología nuclear en el país ha sido precario y desigual entre regiones; sectores de bajos ingresos y poblaciones alejadas no han sido tomados en cuenta.</w:t>
       </w:r>
     </w:p>
     <w:p>
@@ -416,759 +583,363 @@
           <w:color w:val="D91023"/>
           <w:sz w:val="26"/>
         </w:rPr>
-        <w:t>Indicadores: hoy → meta 2050</w:t>
+        <w:t>III · Objetivos estratégicos</w:t>
       </w:r>
     </w:p>
-    <w:tbl>
-      <w:tblPr>
-        <w:tblStyle w:val="TableGrid"/>
-        <w:tblW w:type="auto" w:w="0"/>
-        <w:jc w:val="center"/>
-        <w:tblLook w:firstColumn="1" w:firstRow="1" w:lastColumn="0" w:lastRow="0" w:noHBand="0" w:noVBand="1" w:val="04A0"/>
-      </w:tblPr>
-      <w:tblGrid>
-        <w:gridCol w:w="1656"/>
-        <w:gridCol w:w="1656"/>
-        <w:gridCol w:w="1656"/>
-        <w:gridCol w:w="1656"/>
-        <w:gridCol w:w="1656"/>
-        <w:gridCol w:w="1656"/>
-      </w:tblGrid>
-      <w:tr>
-        <w:tc>
-          <w:tcPr>
-            <w:tcW w:type="dxa" w:w="1656"/>
-            <w:shd w:fill="D91023"/>
-          </w:tcPr>
-          <w:p>
-            <w:r>
-              <w:rPr>
-                <w:rFonts w:ascii="Calibri" w:hAnsi="Calibri"/>
-                <w:b/>
-                <w:i w:val="0"/>
-                <w:color w:val="FFFFFF"/>
-                <w:sz w:val="17"/>
-              </w:rPr>
-              <w:t>Indicador</w:t>
-            </w:r>
-          </w:p>
-        </w:tc>
-        <w:tc>
-          <w:tcPr>
-            <w:tcW w:type="dxa" w:w="1656"/>
-            <w:shd w:fill="D91023"/>
-          </w:tcPr>
-          <w:p>
-            <w:r>
-              <w:rPr>
-                <w:rFonts w:ascii="Calibri" w:hAnsi="Calibri"/>
-                <w:b/>
-                <w:i w:val="0"/>
-                <w:color w:val="FFFFFF"/>
-                <w:sz w:val="17"/>
-              </w:rPr>
-              <w:t>Hoy</w:t>
-            </w:r>
-          </w:p>
-        </w:tc>
-        <w:tc>
-          <w:tcPr>
-            <w:tcW w:type="dxa" w:w="1656"/>
-            <w:shd w:fill="D91023"/>
-          </w:tcPr>
-          <w:p>
-            <w:r>
-              <w:rPr>
-                <w:rFonts w:ascii="Calibri" w:hAnsi="Calibri"/>
-                <w:b/>
-                <w:i w:val="0"/>
-                <w:color w:val="FFFFFF"/>
-                <w:sz w:val="17"/>
-              </w:rPr>
-              <w:t>Meta 2050</w:t>
-            </w:r>
-          </w:p>
-        </w:tc>
-        <w:tc>
-          <w:tcPr>
-            <w:tcW w:type="dxa" w:w="1656"/>
-            <w:shd w:fill="D91023"/>
-          </w:tcPr>
-          <w:p>
-            <w:r>
-              <w:rPr>
-                <w:rFonts w:ascii="Calibri" w:hAnsi="Calibri"/>
-                <w:b/>
-                <w:i w:val="0"/>
-                <w:color w:val="FFFFFF"/>
-                <w:sz w:val="17"/>
-              </w:rPr>
-              <w:t>Unidad</w:t>
-            </w:r>
-          </w:p>
-        </w:tc>
-        <w:tc>
-          <w:tcPr>
-            <w:tcW w:type="dxa" w:w="1656"/>
-            <w:shd w:fill="D91023"/>
-          </w:tcPr>
-          <w:p>
-            <w:r>
-              <w:rPr>
-                <w:rFonts w:ascii="Calibri" w:hAnsi="Calibri"/>
-                <w:b/>
-                <w:i w:val="0"/>
-                <w:color w:val="FFFFFF"/>
-                <w:sz w:val="17"/>
-              </w:rPr>
-              <w:t>% avance</w:t>
-            </w:r>
-          </w:p>
-        </w:tc>
-        <w:tc>
-          <w:tcPr>
-            <w:tcW w:type="dxa" w:w="1656"/>
-            <w:shd w:fill="D91023"/>
-          </w:tcPr>
-          <w:p>
-            <w:r>
-              <w:rPr>
-                <w:rFonts w:ascii="Calibri" w:hAnsi="Calibri"/>
-                <w:b/>
-                <w:i w:val="0"/>
-                <w:color w:val="FFFFFF"/>
-                <w:sz w:val="17"/>
-              </w:rPr>
-              <w:t>Fuente</w:t>
-            </w:r>
-          </w:p>
-        </w:tc>
-      </w:tr>
-      <w:tr>
-        <w:tc>
-          <w:tcPr>
-            <w:tcW w:type="dxa" w:w="1656"/>
-          </w:tcPr>
-          <w:p>
-            <w:r>
-              <w:rPr>
-                <w:rFonts w:ascii="Calibri" w:hAnsi="Calibri"/>
-                <w:b/>
-                <w:i w:val="0"/>
-                <w:color w:val="1A2238"/>
-                <w:sz w:val="16"/>
-              </w:rPr>
-              <w:t>Reactores nucleares experimentales con que cuenta el país</w:t>
-            </w:r>
-          </w:p>
-        </w:tc>
-        <w:tc>
-          <w:tcPr>
-            <w:tcW w:type="dxa" w:w="1656"/>
-          </w:tcPr>
-          <w:p>
-            <w:r>
-              <w:rPr>
-                <w:rFonts w:ascii="Calibri" w:hAnsi="Calibri"/>
-                <w:b w:val="0"/>
-                <w:i w:val="0"/>
-                <w:color w:val="1A2238"/>
-                <w:sz w:val="16"/>
-              </w:rPr>
-              <w:t>2</w:t>
-            </w:r>
-          </w:p>
-        </w:tc>
-        <w:tc>
-          <w:tcPr>
-            <w:tcW w:type="dxa" w:w="1656"/>
-          </w:tcPr>
-          <w:p>
-            <w:r>
-              <w:rPr>
-                <w:rFonts w:ascii="Calibri" w:hAnsi="Calibri"/>
-                <w:b w:val="0"/>
-                <w:i w:val="0"/>
-                <w:color w:val="1A2238"/>
-                <w:sz w:val="16"/>
-              </w:rPr>
-              <w:t>s/d</w:t>
-            </w:r>
-          </w:p>
-        </w:tc>
-        <w:tc>
-          <w:tcPr>
-            <w:tcW w:type="dxa" w:w="1656"/>
-          </w:tcPr>
-          <w:p>
-            <w:r>
-              <w:rPr>
-                <w:rFonts w:ascii="Calibri" w:hAnsi="Calibri"/>
-                <w:b w:val="0"/>
-                <w:i w:val="0"/>
-                <w:color w:val="1A2238"/>
-                <w:sz w:val="16"/>
-              </w:rPr>
-              <w:t>reactores</w:t>
-            </w:r>
-          </w:p>
-        </w:tc>
-        <w:tc>
-          <w:tcPr>
-            <w:tcW w:type="dxa" w:w="1656"/>
-          </w:tcPr>
-          <w:p>
-            <w:r>
-              <w:rPr>
-                <w:rFonts w:ascii="Calibri" w:hAnsi="Calibri"/>
-                <w:b w:val="0"/>
-                <w:i w:val="0"/>
-                <w:color w:val="1A2238"/>
-                <w:sz w:val="16"/>
-              </w:rPr>
-              <w:t>—</w:t>
-            </w:r>
-          </w:p>
-        </w:tc>
-        <w:tc>
-          <w:tcPr>
-            <w:tcW w:type="dxa" w:w="1656"/>
-          </w:tcPr>
-          <w:p>
-            <w:r>
-              <w:rPr>
-                <w:rFonts w:ascii="Calibri" w:hAnsi="Calibri"/>
-                <w:b w:val="0"/>
-                <w:i w:val="0"/>
-                <w:color w:val="1A2238"/>
-                <w:sz w:val="16"/>
-              </w:rPr>
-              <w:t>Plan Perú 2040 - Comisión Energía Nuclear (sección Reactores experimentales)</w:t>
-            </w:r>
-          </w:p>
-        </w:tc>
-      </w:tr>
-      <w:tr>
-        <w:tc>
-          <w:tcPr>
-            <w:tcW w:type="dxa" w:w="1656"/>
-          </w:tcPr>
-          <w:p>
-            <w:r>
-              <w:rPr>
-                <w:rFonts w:ascii="Calibri" w:hAnsi="Calibri"/>
-                <w:b/>
-                <w:i w:val="0"/>
-                <w:color w:val="1A2238"/>
-                <w:sz w:val="16"/>
-              </w:rPr>
-              <w:t>Curaciones de cáncer atribuidas a radioterapia (frente a cirugía 49% y quimioterapia 11%)</w:t>
-            </w:r>
-          </w:p>
-        </w:tc>
-        <w:tc>
-          <w:tcPr>
-            <w:tcW w:type="dxa" w:w="1656"/>
-          </w:tcPr>
-          <w:p>
-            <w:r>
-              <w:rPr>
-                <w:rFonts w:ascii="Calibri" w:hAnsi="Calibri"/>
-                <w:b w:val="0"/>
-                <w:i w:val="0"/>
-                <w:color w:val="1A2238"/>
-                <w:sz w:val="16"/>
-              </w:rPr>
-              <w:t>40</w:t>
-            </w:r>
-          </w:p>
-        </w:tc>
-        <w:tc>
-          <w:tcPr>
-            <w:tcW w:type="dxa" w:w="1656"/>
-          </w:tcPr>
-          <w:p>
-            <w:r>
-              <w:rPr>
-                <w:rFonts w:ascii="Calibri" w:hAnsi="Calibri"/>
-                <w:b w:val="0"/>
-                <w:i w:val="0"/>
-                <w:color w:val="1A2238"/>
-                <w:sz w:val="16"/>
-              </w:rPr>
-              <w:t>s/d</w:t>
-            </w:r>
-          </w:p>
-        </w:tc>
-        <w:tc>
-          <w:tcPr>
-            <w:tcW w:type="dxa" w:w="1656"/>
-          </w:tcPr>
-          <w:p>
-            <w:r>
-              <w:rPr>
-                <w:rFonts w:ascii="Calibri" w:hAnsi="Calibri"/>
-                <w:b w:val="0"/>
-                <w:i w:val="0"/>
-                <w:color w:val="1A2238"/>
-                <w:sz w:val="16"/>
-              </w:rPr>
-              <w:t>% de las curaciones</w:t>
-            </w:r>
-          </w:p>
-        </w:tc>
-        <w:tc>
-          <w:tcPr>
-            <w:tcW w:type="dxa" w:w="1656"/>
-          </w:tcPr>
-          <w:p>
-            <w:r>
-              <w:rPr>
-                <w:rFonts w:ascii="Calibri" w:hAnsi="Calibri"/>
-                <w:b w:val="0"/>
-                <w:i w:val="0"/>
-                <w:color w:val="1A2238"/>
-                <w:sz w:val="16"/>
-              </w:rPr>
-              <w:t>—</w:t>
-            </w:r>
-          </w:p>
-        </w:tc>
-        <w:tc>
-          <w:tcPr>
-            <w:tcW w:type="dxa" w:w="1656"/>
-          </w:tcPr>
-          <w:p>
-            <w:r>
-              <w:rPr>
-                <w:rFonts w:ascii="Calibri" w:hAnsi="Calibri"/>
-                <w:b w:val="0"/>
-                <w:i w:val="0"/>
-                <w:color w:val="1A2238"/>
-                <w:sz w:val="16"/>
-              </w:rPr>
-              <w:t>Plan Perú 2040 - Comisión Energía Nuclear (sección Radioterapia)</w:t>
-            </w:r>
-          </w:p>
-        </w:tc>
-      </w:tr>
-      <w:tr>
-        <w:tc>
-          <w:tcPr>
-            <w:tcW w:type="dxa" w:w="1656"/>
-          </w:tcPr>
-          <w:p>
-            <w:r>
-              <w:rPr>
-                <w:rFonts w:ascii="Calibri" w:hAnsi="Calibri"/>
-                <w:b/>
-                <w:i w:val="0"/>
-                <w:color w:val="1A2238"/>
-                <w:sz w:val="16"/>
-              </w:rPr>
-              <w:t>Pacientes oncológicos en los que la radioterapia se usa con fines curativos</w:t>
-            </w:r>
-          </w:p>
-        </w:tc>
-        <w:tc>
-          <w:tcPr>
-            <w:tcW w:type="dxa" w:w="1656"/>
-          </w:tcPr>
-          <w:p>
-            <w:r>
-              <w:rPr>
-                <w:rFonts w:ascii="Calibri" w:hAnsi="Calibri"/>
-                <w:b w:val="0"/>
-                <w:i w:val="0"/>
-                <w:color w:val="1A2238"/>
-                <w:sz w:val="16"/>
-              </w:rPr>
-              <w:t>60</w:t>
-            </w:r>
-          </w:p>
-        </w:tc>
-        <w:tc>
-          <w:tcPr>
-            <w:tcW w:type="dxa" w:w="1656"/>
-          </w:tcPr>
-          <w:p>
-            <w:r>
-              <w:rPr>
-                <w:rFonts w:ascii="Calibri" w:hAnsi="Calibri"/>
-                <w:b w:val="0"/>
-                <w:i w:val="0"/>
-                <w:color w:val="1A2238"/>
-                <w:sz w:val="16"/>
-              </w:rPr>
-              <w:t>s/d</w:t>
-            </w:r>
-          </w:p>
-        </w:tc>
-        <w:tc>
-          <w:tcPr>
-            <w:tcW w:type="dxa" w:w="1656"/>
-          </w:tcPr>
-          <w:p>
-            <w:r>
-              <w:rPr>
-                <w:rFonts w:ascii="Calibri" w:hAnsi="Calibri"/>
-                <w:b w:val="0"/>
-                <w:i w:val="0"/>
-                <w:color w:val="1A2238"/>
-                <w:sz w:val="16"/>
-              </w:rPr>
-              <w:t>% de pacientes</w:t>
-            </w:r>
-          </w:p>
-        </w:tc>
-        <w:tc>
-          <w:tcPr>
-            <w:tcW w:type="dxa" w:w="1656"/>
-          </w:tcPr>
-          <w:p>
-            <w:r>
-              <w:rPr>
-                <w:rFonts w:ascii="Calibri" w:hAnsi="Calibri"/>
-                <w:b w:val="0"/>
-                <w:i w:val="0"/>
-                <w:color w:val="1A2238"/>
-                <w:sz w:val="16"/>
-              </w:rPr>
-              <w:t>—</w:t>
-            </w:r>
-          </w:p>
-        </w:tc>
-        <w:tc>
-          <w:tcPr>
-            <w:tcW w:type="dxa" w:w="1656"/>
-          </w:tcPr>
-          <w:p>
-            <w:r>
-              <w:rPr>
-                <w:rFonts w:ascii="Calibri" w:hAnsi="Calibri"/>
-                <w:b w:val="0"/>
-                <w:i w:val="0"/>
-                <w:color w:val="1A2238"/>
-                <w:sz w:val="16"/>
-              </w:rPr>
-              <w:t>Plan Perú 2040 - Comisión Energía Nuclear (sección Radioterapia)</w:t>
-            </w:r>
-          </w:p>
-        </w:tc>
-      </w:tr>
-      <w:tr>
-        <w:tc>
-          <w:tcPr>
-            <w:tcW w:type="dxa" w:w="1656"/>
-          </w:tcPr>
-          <w:p>
-            <w:r>
-              <w:rPr>
-                <w:rFonts w:ascii="Calibri" w:hAnsi="Calibri"/>
-                <w:b/>
-                <w:i w:val="0"/>
-                <w:color w:val="1A2238"/>
-                <w:sz w:val="16"/>
-              </w:rPr>
-              <w:t>Participación de la agricultura en la extracción total de agua</w:t>
-            </w:r>
-          </w:p>
-        </w:tc>
-        <w:tc>
-          <w:tcPr>
-            <w:tcW w:type="dxa" w:w="1656"/>
-          </w:tcPr>
-          <w:p>
-            <w:r>
-              <w:rPr>
-                <w:rFonts w:ascii="Calibri" w:hAnsi="Calibri"/>
-                <w:b w:val="0"/>
-                <w:i w:val="0"/>
-                <w:color w:val="1A2238"/>
-                <w:sz w:val="16"/>
-              </w:rPr>
-              <w:t>70</w:t>
-            </w:r>
-          </w:p>
-        </w:tc>
-        <w:tc>
-          <w:tcPr>
-            <w:tcW w:type="dxa" w:w="1656"/>
-          </w:tcPr>
-          <w:p>
-            <w:r>
-              <w:rPr>
-                <w:rFonts w:ascii="Calibri" w:hAnsi="Calibri"/>
-                <w:b w:val="0"/>
-                <w:i w:val="0"/>
-                <w:color w:val="1A2238"/>
-                <w:sz w:val="16"/>
-              </w:rPr>
-              <w:t>s/d</w:t>
-            </w:r>
-          </w:p>
-        </w:tc>
-        <w:tc>
-          <w:tcPr>
-            <w:tcW w:type="dxa" w:w="1656"/>
-          </w:tcPr>
-          <w:p>
-            <w:r>
-              <w:rPr>
-                <w:rFonts w:ascii="Calibri" w:hAnsi="Calibri"/>
-                <w:b w:val="0"/>
-                <w:i w:val="0"/>
-                <w:color w:val="1A2238"/>
-                <w:sz w:val="16"/>
-              </w:rPr>
-              <w:t>% (más de) de la extracción total</w:t>
-            </w:r>
-          </w:p>
-        </w:tc>
-        <w:tc>
-          <w:tcPr>
-            <w:tcW w:type="dxa" w:w="1656"/>
-          </w:tcPr>
-          <w:p>
-            <w:r>
-              <w:rPr>
-                <w:rFonts w:ascii="Calibri" w:hAnsi="Calibri"/>
-                <w:b w:val="0"/>
-                <w:i w:val="0"/>
-                <w:color w:val="1A2238"/>
-                <w:sz w:val="16"/>
-              </w:rPr>
-              <w:t>—</w:t>
-            </w:r>
-          </w:p>
-        </w:tc>
-        <w:tc>
-          <w:tcPr>
-            <w:tcW w:type="dxa" w:w="1656"/>
-          </w:tcPr>
-          <w:p>
-            <w:r>
-              <w:rPr>
-                <w:rFonts w:ascii="Calibri" w:hAnsi="Calibri"/>
-                <w:b w:val="0"/>
-                <w:i w:val="0"/>
-                <w:color w:val="1A2238"/>
-                <w:sz w:val="16"/>
-              </w:rPr>
-              <w:t>Plan Perú 2040 - Comisión Energía Nuclear (sección Medio ambiente / recursos hídricos)</w:t>
-            </w:r>
-          </w:p>
-        </w:tc>
-      </w:tr>
-      <w:tr>
-        <w:tc>
-          <w:tcPr>
-            <w:tcW w:type="dxa" w:w="1656"/>
-          </w:tcPr>
-          <w:p>
-            <w:r>
-              <w:rPr>
-                <w:rFonts w:ascii="Calibri" w:hAnsi="Calibri"/>
-                <w:b/>
-                <w:i w:val="0"/>
-                <w:color w:val="1A2238"/>
-                <w:sz w:val="16"/>
-              </w:rPr>
-              <w:t>Pérdidas en producción de frutas y hortalizas por mosca de la fruta</w:t>
-            </w:r>
-          </w:p>
-        </w:tc>
-        <w:tc>
-          <w:tcPr>
-            <w:tcW w:type="dxa" w:w="1656"/>
-          </w:tcPr>
-          <w:p>
-            <w:r>
-              <w:rPr>
-                <w:rFonts w:ascii="Calibri" w:hAnsi="Calibri"/>
-                <w:b w:val="0"/>
-                <w:i w:val="0"/>
-                <w:color w:val="1A2238"/>
-                <w:sz w:val="16"/>
-              </w:rPr>
-              <w:t>40</w:t>
-            </w:r>
-          </w:p>
-        </w:tc>
-        <w:tc>
-          <w:tcPr>
-            <w:tcW w:type="dxa" w:w="1656"/>
-          </w:tcPr>
-          <w:p>
-            <w:r>
-              <w:rPr>
-                <w:rFonts w:ascii="Calibri" w:hAnsi="Calibri"/>
-                <w:b w:val="0"/>
-                <w:i w:val="0"/>
-                <w:color w:val="1A2238"/>
-                <w:sz w:val="16"/>
-              </w:rPr>
-              <w:t>s/d</w:t>
-            </w:r>
-          </w:p>
-        </w:tc>
-        <w:tc>
-          <w:tcPr>
-            <w:tcW w:type="dxa" w:w="1656"/>
-          </w:tcPr>
-          <w:p>
-            <w:r>
-              <w:rPr>
-                <w:rFonts w:ascii="Calibri" w:hAnsi="Calibri"/>
-                <w:b w:val="0"/>
-                <w:i w:val="0"/>
-                <w:color w:val="1A2238"/>
-                <w:sz w:val="16"/>
-              </w:rPr>
-              <w:t>% (hasta) de la producción</w:t>
-            </w:r>
-          </w:p>
-        </w:tc>
-        <w:tc>
-          <w:tcPr>
-            <w:tcW w:type="dxa" w:w="1656"/>
-          </w:tcPr>
-          <w:p>
-            <w:r>
-              <w:rPr>
-                <w:rFonts w:ascii="Calibri" w:hAnsi="Calibri"/>
-                <w:b w:val="0"/>
-                <w:i w:val="0"/>
-                <w:color w:val="1A2238"/>
-                <w:sz w:val="16"/>
-              </w:rPr>
-              <w:t>—</w:t>
-            </w:r>
-          </w:p>
-        </w:tc>
-        <w:tc>
-          <w:tcPr>
-            <w:tcW w:type="dxa" w:w="1656"/>
-          </w:tcPr>
-          <w:p>
-            <w:r>
-              <w:rPr>
-                <w:rFonts w:ascii="Calibri" w:hAnsi="Calibri"/>
-                <w:b w:val="0"/>
-                <w:i w:val="0"/>
-                <w:color w:val="1A2238"/>
-                <w:sz w:val="16"/>
-              </w:rPr>
-              <w:t>Plan Perú 2040 - Comisión Energía Nuclear (Tabla I, necesidad A4)</w:t>
-            </w:r>
-          </w:p>
-        </w:tc>
-      </w:tr>
-      <w:tr>
-        <w:tc>
-          <w:tcPr>
-            <w:tcW w:type="dxa" w:w="1656"/>
-          </w:tcPr>
-          <w:p>
-            <w:r>
-              <w:rPr>
-                <w:rFonts w:ascii="Calibri" w:hAnsi="Calibri"/>
-                <w:b/>
-                <w:i w:val="0"/>
-                <w:color w:val="1A2238"/>
-                <w:sz w:val="16"/>
-              </w:rPr>
-              <w:t>Especies de frutas y hortalizas cuya exportación se ve limitada por la mosca de la fruta</w:t>
-            </w:r>
-          </w:p>
-        </w:tc>
-        <w:tc>
-          <w:tcPr>
-            <w:tcW w:type="dxa" w:w="1656"/>
-          </w:tcPr>
-          <w:p>
-            <w:r>
-              <w:rPr>
-                <w:rFonts w:ascii="Calibri" w:hAnsi="Calibri"/>
-                <w:b w:val="0"/>
-                <w:i w:val="0"/>
-                <w:color w:val="1A2238"/>
-                <w:sz w:val="16"/>
-              </w:rPr>
-              <w:t>100</w:t>
-            </w:r>
-          </w:p>
-        </w:tc>
-        <w:tc>
-          <w:tcPr>
-            <w:tcW w:type="dxa" w:w="1656"/>
-          </w:tcPr>
-          <w:p>
-            <w:r>
-              <w:rPr>
-                <w:rFonts w:ascii="Calibri" w:hAnsi="Calibri"/>
-                <w:b w:val="0"/>
-                <w:i w:val="0"/>
-                <w:color w:val="1A2238"/>
-                <w:sz w:val="16"/>
-              </w:rPr>
-              <w:t>s/d</w:t>
-            </w:r>
-          </w:p>
-        </w:tc>
-        <w:tc>
-          <w:tcPr>
-            <w:tcW w:type="dxa" w:w="1656"/>
-          </w:tcPr>
-          <w:p>
-            <w:r>
-              <w:rPr>
-                <w:rFonts w:ascii="Calibri" w:hAnsi="Calibri"/>
-                <w:b w:val="0"/>
-                <w:i w:val="0"/>
-                <w:color w:val="1A2238"/>
-                <w:sz w:val="16"/>
-              </w:rPr>
-              <w:t>especies (más de)</w:t>
-            </w:r>
-          </w:p>
-        </w:tc>
-        <w:tc>
-          <w:tcPr>
-            <w:tcW w:type="dxa" w:w="1656"/>
-          </w:tcPr>
-          <w:p>
-            <w:r>
-              <w:rPr>
-                <w:rFonts w:ascii="Calibri" w:hAnsi="Calibri"/>
-                <w:b w:val="0"/>
-                <w:i w:val="0"/>
-                <w:color w:val="1A2238"/>
-                <w:sz w:val="16"/>
-              </w:rPr>
-              <w:t>—</w:t>
-            </w:r>
-          </w:p>
-        </w:tc>
-        <w:tc>
-          <w:tcPr>
-            <w:tcW w:type="dxa" w:w="1656"/>
-          </w:tcPr>
-          <w:p>
-            <w:r>
-              <w:rPr>
-                <w:rFonts w:ascii="Calibri" w:hAnsi="Calibri"/>
-                <w:b w:val="0"/>
-                <w:i w:val="0"/>
-                <w:color w:val="1A2238"/>
-                <w:sz w:val="16"/>
-              </w:rPr>
-              <w:t>Plan Perú 2040 - Comisión Energía Nuclear (Tabla I, necesidad A4)</w:t>
-            </w:r>
-          </w:p>
-        </w:tc>
-      </w:tr>
-    </w:tbl>
+    <w:p>
+      <w:pPr>
+        <w:pStyle w:val="ListBullet"/>
+      </w:pPr>
+      <w:r>
+        <w:rPr>
+          <w:rFonts w:ascii="Calibri" w:hAnsi="Calibri"/>
+          <w:b w:val="0"/>
+          <w:i w:val="0"/>
+          <w:color w:val="1A2238"/>
+          <w:sz w:val="21"/>
+        </w:rPr>
+        <w:t>Garantizar el uso seguro de las radiaciones ionizantes y la energía nuclear en el país.</w:t>
+      </w:r>
+    </w:p>
+    <w:p>
+      <w:pPr>
+        <w:pStyle w:val="ListBullet"/>
+      </w:pPr>
+      <w:r>
+        <w:rPr>
+          <w:rFonts w:ascii="Calibri" w:hAnsi="Calibri"/>
+          <w:b w:val="0"/>
+          <w:i w:val="0"/>
+          <w:color w:val="1A2238"/>
+          <w:sz w:val="21"/>
+        </w:rPr>
+        <w:t>Generar y transferir conocimientos y tecnologías en el área nuclear y afines para mejorar la calidad de vida de la población peruana.</w:t>
+      </w:r>
+    </w:p>
+    <w:p>
+      <w:pPr>
+        <w:pStyle w:val="ListBullet"/>
+      </w:pPr>
+      <w:r>
+        <w:rPr>
+          <w:rFonts w:ascii="Calibri" w:hAnsi="Calibri"/>
+          <w:b w:val="0"/>
+          <w:i w:val="0"/>
+          <w:color w:val="1A2238"/>
+          <w:sz w:val="21"/>
+        </w:rPr>
+        <w:t>Promover el uso de las aplicaciones nucleares y afines en los sectores productivos y de servicios, de acuerdo a las necesidades del país, para ser competitivo en el frente interno y externo.</w:t>
+      </w:r>
+    </w:p>
+    <w:p>
+      <w:pPr>
+        <w:pStyle w:val="ListBullet"/>
+      </w:pPr>
+      <w:r>
+        <w:rPr>
+          <w:rFonts w:ascii="Calibri" w:hAnsi="Calibri"/>
+          <w:b w:val="0"/>
+          <w:i w:val="0"/>
+          <w:color w:val="1A2238"/>
+          <w:sz w:val="21"/>
+        </w:rPr>
+        <w:t>Objetivos específicos: contar con capital humano calificado, productivo y motivado; contar con estructura organizacional flexible; promover el transporte seguro de materiales radiactivos; desarrollar una cultura de seguridad compartida; fortalecer la regulación y control; fortalecer la investigación, desarrollo e innovación; consolidar la transferencia de tecnología nuclear; fortalecer la promoción de beneficios de la tecnología nuclear; mejorar la imagen del país como líder regional en tecnología nuclear.</w:t>
+      </w:r>
+    </w:p>
+    <w:p>
+      <w:r>
+        <w:rPr>
+          <w:rFonts w:ascii="Calibri" w:hAnsi="Calibri"/>
+          <w:b/>
+          <w:i w:val="0"/>
+          <w:color w:val="D91023"/>
+          <w:sz w:val="26"/>
+        </w:rPr>
+        <w:t>IV · Acciones estratégicas</w:t>
+      </w:r>
+    </w:p>
+    <w:p>
+      <w:pPr>
+        <w:pStyle w:val="ListBullet"/>
+      </w:pPr>
+      <w:r>
+        <w:rPr>
+          <w:rFonts w:ascii="Calibri" w:hAnsi="Calibri"/>
+          <w:b w:val="0"/>
+          <w:i w:val="0"/>
+          <w:color w:val="1A2238"/>
+          <w:sz w:val="21"/>
+        </w:rPr>
+        <w:t>Desarrollar un intenso trabajo de promoción con las regiones, sectores de producción, universidades y centros de investigación.</w:t>
+      </w:r>
+    </w:p>
+    <w:p>
+      <w:pPr>
+        <w:pStyle w:val="ListBullet"/>
+      </w:pPr>
+      <w:r>
+        <w:rPr>
+          <w:rFonts w:ascii="Calibri" w:hAnsi="Calibri"/>
+          <w:b w:val="0"/>
+          <w:i w:val="0"/>
+          <w:color w:val="1A2238"/>
+          <w:sz w:val="21"/>
+        </w:rPr>
+        <w:t>Establecer alianzas estratégicas con sectores que buscan impulsar la competitividad y el desarrollo con inclusión social.</w:t>
+      </w:r>
+    </w:p>
+    <w:p>
+      <w:pPr>
+        <w:pStyle w:val="ListBullet"/>
+      </w:pPr>
+      <w:r>
+        <w:rPr>
+          <w:rFonts w:ascii="Calibri" w:hAnsi="Calibri"/>
+          <w:b w:val="0"/>
+          <w:i w:val="0"/>
+          <w:color w:val="1A2238"/>
+          <w:sz w:val="21"/>
+        </w:rPr>
+        <w:t>Establecer alianzas con otros países de la región para desarrollar proyectos conjuntos de interés común.</w:t>
+      </w:r>
+    </w:p>
+    <w:p>
+      <w:pPr>
+        <w:pStyle w:val="ListBullet"/>
+      </w:pPr>
+      <w:r>
+        <w:rPr>
+          <w:rFonts w:ascii="Calibri" w:hAnsi="Calibri"/>
+          <w:b w:val="0"/>
+          <w:i w:val="0"/>
+          <w:color w:val="1A2238"/>
+          <w:sz w:val="21"/>
+        </w:rPr>
+        <w:t>Establecer alianzas con gobiernos regionales y locales para implementar programas de acción que mejoren la cultura de seguridad a nivel nacional.</w:t>
+      </w:r>
+    </w:p>
+    <w:p>
+      <w:pPr>
+        <w:pStyle w:val="ListBullet"/>
+      </w:pPr>
+      <w:r>
+        <w:rPr>
+          <w:rFonts w:ascii="Calibri" w:hAnsi="Calibri"/>
+          <w:b w:val="0"/>
+          <w:i w:val="0"/>
+          <w:color w:val="1A2238"/>
+          <w:sz w:val="21"/>
+        </w:rPr>
+        <w:t>Establecer un programa de selección de personal captando a los mejores profesionales jóvenes egresados de las universidades, en base a la meritocracia.</w:t>
+      </w:r>
+    </w:p>
+    <w:p>
+      <w:pPr>
+        <w:pStyle w:val="ListBullet"/>
+      </w:pPr>
+      <w:r>
+        <w:rPr>
+          <w:rFonts w:ascii="Calibri" w:hAnsi="Calibri"/>
+          <w:b w:val="0"/>
+          <w:i w:val="0"/>
+          <w:color w:val="1A2238"/>
+          <w:sz w:val="21"/>
+        </w:rPr>
+        <w:t>Sentar las bases para implementar el Proyecto considerando la visión al 2040.</w:t>
+      </w:r>
+    </w:p>
+    <w:p>
+      <w:pPr>
+        <w:pStyle w:val="ListBullet"/>
+      </w:pPr>
+      <w:r>
+        <w:rPr>
+          <w:rFonts w:ascii="Calibri" w:hAnsi="Calibri"/>
+          <w:b w:val="0"/>
+          <w:i w:val="0"/>
+          <w:color w:val="1A2238"/>
+          <w:sz w:val="21"/>
+        </w:rPr>
+        <w:t>Priorizar los proyectos y subproyectos en función de la mayor rentabilidad económica y social que resuelvan problemas reales del país.</w:t>
+      </w:r>
+    </w:p>
+    <w:p>
+      <w:pPr>
+        <w:pStyle w:val="ListBullet"/>
+      </w:pPr>
+      <w:r>
+        <w:rPr>
+          <w:rFonts w:ascii="Calibri" w:hAnsi="Calibri"/>
+          <w:b w:val="0"/>
+          <w:i w:val="0"/>
+          <w:color w:val="1A2238"/>
+          <w:sz w:val="21"/>
+        </w:rPr>
+        <w:t>Promover alianzas con el sector de energía y minas y con el de ambiente para aplicar tecnología nuclear en la solución de problemas ambientales nacionales.</w:t>
+      </w:r>
+    </w:p>
+    <w:p>
+      <w:pPr>
+        <w:pStyle w:val="ListBullet"/>
+      </w:pPr>
+      <w:r>
+        <w:rPr>
+          <w:rFonts w:ascii="Calibri" w:hAnsi="Calibri"/>
+          <w:b w:val="0"/>
+          <w:i w:val="0"/>
+          <w:color w:val="1A2238"/>
+          <w:sz w:val="21"/>
+        </w:rPr>
+        <w:t>Establecer alianzas con sectores y regiones para buscar soluciones a problemas de agua y acuíferos.</w:t>
+      </w:r>
+    </w:p>
+    <w:p>
+      <w:pPr>
+        <w:pStyle w:val="ListBullet"/>
+      </w:pPr>
+      <w:r>
+        <w:rPr>
+          <w:rFonts w:ascii="Calibri" w:hAnsi="Calibri"/>
+          <w:b w:val="0"/>
+          <w:i w:val="0"/>
+          <w:color w:val="1A2238"/>
+          <w:sz w:val="21"/>
+        </w:rPr>
+        <w:t>Implementar designación de gestores en base a la meritocracia con liderazgo, experiencia, conocimientos y capacidad de gestión.</w:t>
+      </w:r>
+    </w:p>
+    <w:p>
+      <w:pPr>
+        <w:pStyle w:val="ListBullet"/>
+      </w:pPr>
+      <w:r>
+        <w:rPr>
+          <w:rFonts w:ascii="Calibri" w:hAnsi="Calibri"/>
+          <w:b w:val="0"/>
+          <w:i w:val="0"/>
+          <w:color w:val="1A2238"/>
+          <w:sz w:val="21"/>
+        </w:rPr>
+        <w:t>Resolver los problemas de coyuntura para lograr el posicionamiento de la energía y tecnología nuclear.</w:t>
+      </w:r>
+    </w:p>
+    <w:p>
+      <w:pPr>
+        <w:pStyle w:val="ListBullet"/>
+      </w:pPr>
+      <w:r>
+        <w:rPr>
+          <w:rFonts w:ascii="Calibri" w:hAnsi="Calibri"/>
+          <w:b w:val="0"/>
+          <w:i w:val="0"/>
+          <w:color w:val="1A2238"/>
+          <w:sz w:val="21"/>
+        </w:rPr>
+        <w:t>Promover alianzas con los colegios profesionales involucrados en las aplicaciones de las radiaciones ionizantes.</w:t>
+      </w:r>
+    </w:p>
+    <w:p>
+      <w:pPr>
+        <w:pStyle w:val="ListBullet"/>
+      </w:pPr>
+      <w:r>
+        <w:rPr>
+          <w:rFonts w:ascii="Calibri" w:hAnsi="Calibri"/>
+          <w:b w:val="0"/>
+          <w:i w:val="0"/>
+          <w:color w:val="1A2238"/>
+          <w:sz w:val="21"/>
+        </w:rPr>
+        <w:t>Promover el principio de optimización en las actividades desarrolladas por las instalaciones radiactivas y nucleares.</w:t>
+      </w:r>
+    </w:p>
+    <w:p>
+      <w:pPr>
+        <w:pStyle w:val="ListBullet"/>
+      </w:pPr>
+      <w:r>
+        <w:rPr>
+          <w:rFonts w:ascii="Calibri" w:hAnsi="Calibri"/>
+          <w:b w:val="0"/>
+          <w:i w:val="0"/>
+          <w:color w:val="1A2238"/>
+          <w:sz w:val="21"/>
+        </w:rPr>
+        <w:t>Promover la implementación de una ciudadela científica tecnológica nacional y el trabajo integrado con la actividad privada, universidades y otros centros de investigación.</w:t>
+      </w:r>
+    </w:p>
+    <w:p>
+      <w:pPr>
+        <w:pStyle w:val="ListBullet"/>
+      </w:pPr>
+      <w:r>
+        <w:rPr>
+          <w:rFonts w:ascii="Calibri" w:hAnsi="Calibri"/>
+          <w:b w:val="0"/>
+          <w:i w:val="0"/>
+          <w:color w:val="1A2238"/>
+          <w:sz w:val="21"/>
+        </w:rPr>
+        <w:t>Ejecutar la cartera de 25 proyectos priorizados en alimentación/nutrición/competitividad, salud, seguridad radiológica y física, ambiente, biotecnología, energía, materiales y tecnología nuclear (incluye estudio de factibilidad de una central nucleoeléctrica integrada a la matriz energética nacional).</w:t>
+      </w:r>
+    </w:p>
+    <w:p>
+      <w:r>
+        <w:rPr>
+          <w:rFonts w:ascii="Calibri" w:hAnsi="Calibri"/>
+          <w:b/>
+          <w:i w:val="0"/>
+          <w:color w:val="D91023"/>
+          <w:sz w:val="26"/>
+        </w:rPr>
+        <w:t>VII · Articulación con el Acuerdo Nacional y el PEDN al 2050</w:t>
+      </w:r>
+    </w:p>
+    <w:p>
+      <w:pPr>
+        <w:pStyle w:val="ListBullet"/>
+      </w:pPr>
+      <w:r>
+        <w:rPr>
+          <w:rFonts w:ascii="Calibri" w:hAnsi="Calibri"/>
+          <w:b w:val="0"/>
+          <w:i w:val="0"/>
+          <w:color w:val="1A2238"/>
+          <w:sz w:val="21"/>
+        </w:rPr>
+        <w:t>Acuerdo Nacional - Tercer Objetivo: Competitividad del País; Política de Estado N° 20: Desarrollo de la Ciencia y Tecnología (compromiso de fortalecer la capacidad del país para generar y utilizar conocimientos científicos y tecnológicos, incrementar la investigación y asignar mayores recursos mediante concursos públicos de méritos).</w:t>
+      </w:r>
+    </w:p>
+    <w:p>
+      <w:pPr>
+        <w:pStyle w:val="ListBullet"/>
+      </w:pPr>
+      <w:r>
+        <w:rPr>
+          <w:rFonts w:ascii="Calibri" w:hAnsi="Calibri"/>
+          <w:b w:val="0"/>
+          <w:i w:val="0"/>
+          <w:color w:val="1A2238"/>
+          <w:sz w:val="21"/>
+        </w:rPr>
+        <w:t>Visión Compartida de Futuro para el Siglo XXI (CEPLAN) - Eje Estratégico 4: Economía, Competitividad y Empleo (Competitividad y estructura económica; Ciencia y Tecnología).</w:t>
+      </w:r>
+    </w:p>
+    <w:p>
+      <w:pPr>
+        <w:pStyle w:val="ListBullet"/>
+      </w:pPr>
+      <w:r>
+        <w:rPr>
+          <w:rFonts w:ascii="Calibri" w:hAnsi="Calibri"/>
+          <w:b w:val="0"/>
+          <w:i w:val="0"/>
+          <w:color w:val="1A2238"/>
+          <w:sz w:val="21"/>
+        </w:rPr>
+        <w:t>Plan Perú 2040 - ejes temáticos vinculados: Energía Eléctrica, Ciencia y Tecnología, Competitividad, Salud y Medio Ambiente.</w:t>
+      </w:r>
+    </w:p>
     <w:p>
       <w:r>
         <w:rPr>
@@ -1190,7 +961,7 @@
           <w:color w:val="1A2238"/>
           <w:sz w:val="21"/>
         </w:rPr>
-        <w:t xml:space="preserve">Seguridad alimentaria (agricultura, alimentación, veterinaria): </w:t>
+        <w:t xml:space="preserve">Seguridad alimentaria: </w:t>
       </w:r>
       <w:r>
         <w:rPr>
@@ -1200,7 +971,7 @@
           <w:color w:val="1A2238"/>
           <w:sz w:val="21"/>
         </w:rPr>
-        <w:t>Aplicación de técnicas nucleares e isotópicas para el mejoramiento genético de plantas y animales, manejo de suelos y uso eficiente de fertilización e irrigación, control y erradicación de plagas transfronterizas (mosca de la fruta), tratamientos de poscosecha como alternativa a los químicos y fortalecimiento de redes de servicios analíticos agropecuarios.</w:t>
+        <w:t>Agricultura, alimentación y veterinaria: técnicas nucleares e isotópicas para mejoramiento genético de plantas y animales, manejo de suelos, control de plagas (mosca de la fruta, gusano barrenador), poscosecha y exportación de valor agregado.</w:t>
       </w:r>
     </w:p>
     <w:p>
@@ -1212,7 +983,7 @@
           <w:color w:val="1A2238"/>
           <w:sz w:val="21"/>
         </w:rPr>
-        <w:t xml:space="preserve">Salud humana (medicina nuclear, radioterapia, física médica, radiofarmacia, nutrición, biología molecular nuclear): </w:t>
+        <w:t xml:space="preserve">Salud humana: </w:t>
       </w:r>
       <w:r>
         <w:rPr>
@@ -1222,7 +993,7 @@
           <w:color w:val="1A2238"/>
           <w:sz w:val="21"/>
         </w:rPr>
-        <w:t>Diagnóstico precoz y terapia mediante técnicas radioisotópicas; radioterapia como tratamiento no quirúrgico con altos índices de curación en cáncer; fortalecimiento de la física médica y la protección radiológica del paciente; aplicaciones en nutrición y en diagnóstico de enfermedades infecciosas emergentes y reemergentes; cierre del déficit y desigualdad regional de recursos humanos y equipamiento.</w:t>
+        <w:t>Medicina nuclear, radioterapia, física médica, radiofarmacia, nutrición, radioprotección del paciente y biología molecular nuclear para enfermedades infecciosas, con inclusión social y atención a todas las regiones.</w:t>
       </w:r>
     </w:p>
     <w:p>
@@ -1234,7 +1005,7 @@
           <w:color w:val="1A2238"/>
           <w:sz w:val="21"/>
         </w:rPr>
-        <w:t xml:space="preserve">Medio ambiente (atmósfera, recursos hídricos, medio terrestre, medio marino): </w:t>
+        <w:t xml:space="preserve">Medio ambiente: </w:t>
       </w:r>
       <w:r>
         <w:rPr>
@@ -1244,7 +1015,7 @@
           <w:color w:val="1A2238"/>
           <w:sz w:val="21"/>
         </w:rPr>
-        <w:t>Uso de técnicas nucleares para detección y evaluación de contaminantes, planificación ambiental, gestión y racionalización del agua (superficial y subterránea, acuíferos costeros), control de la salinización e intrusión marina, y monitoreo de contaminación por plaguicidas y metales pesados.</w:t>
+        <w:t>Atmósfera, recursos hídricos, medio terrestre y medio marino: vigilancia radiológica, estudios de dispersión de contaminantes, remediación de pasivos ambientales y estudio del fenómeno del Niño con técnicas nucleares e isotópicas.</w:t>
       </w:r>
     </w:p>
     <w:p>
@@ -1256,7 +1027,7 @@
           <w:color w:val="1A2238"/>
           <w:sz w:val="21"/>
         </w:rPr>
-        <w:t xml:space="preserve">Energía e industria (nucleoelectricidad, reactores experimentales, aplicaciones industriales): </w:t>
+        <w:t xml:space="preserve">Energía e industria: </w:t>
       </w:r>
       <w:r>
         <w:rPr>
@@ -1266,7 +1037,7 @@
           <w:color w:val="1A2238"/>
           <w:sz w:val="21"/>
         </w:rPr>
-        <w:t>Evaluación de la energía nucleoeléctrica como alternativa para diversificar la matriz energética y abastecer zonas desprovistas; operación, modernización y abastecimiento de combustible de los reactores experimentales como centros de I+D y producción de radioisótopos; difusión y ampliación de aplicaciones nucleares en la industria (ensayos no destructivos, irradiación, medidores nucleónicos, trazadores).</w:t>
+        <w:t>Nucleoelectricidad (factibilidad de central nucleoeléctrica integrada a la matriz nacional), reactores experimentales y aplicaciones nucleares en la industria para mejorar competitividad.</w:t>
       </w:r>
     </w:p>
     <w:p>
@@ -1278,7 +1049,7 @@
           <w:color w:val="1A2238"/>
           <w:sz w:val="21"/>
         </w:rPr>
-        <w:t xml:space="preserve">Seguridad radiológica (infraestructura reguladora y protección radiológica): </w:t>
+        <w:t xml:space="preserve">Seguridad radiológica: </w:t>
       </w:r>
       <w:r>
         <w:rPr>
@@ -1288,316 +1059,7 @@
           <w:color w:val="1A2238"/>
           <w:sz w:val="21"/>
         </w:rPr>
-        <w:t>Fortalecimiento de la Autoridad Reguladora con atribuciones de reglamentación, control y sanción; protección radiológica ocupacional, del paciente y del público; políticas y estrategias de gestión de desechos radiactivos; preparación y respuesta a emergencias radiológicas (fuentes huérfanas, accidentes, amenaza terrorista); educación y entrenamiento en seguridad.</w:t>
-      </w:r>
-    </w:p>
-    <w:p>
-      <w:r>
-        <w:rPr>
-          <w:rFonts w:ascii="Calibri" w:hAnsi="Calibri"/>
-          <w:b/>
-          <w:i w:val="0"/>
-          <w:color w:val="D91023"/>
-          <w:sz w:val="26"/>
-        </w:rPr>
-        <w:t>Metas 2050</w:t>
-      </w:r>
-    </w:p>
-    <w:p>
-      <w:pPr>
-        <w:pStyle w:val="ListBullet"/>
-      </w:pPr>
-      <w:r>
-        <w:rPr>
-          <w:rFonts w:ascii="Calibri" w:hAnsi="Calibri"/>
-          <w:b w:val="0"/>
-          <w:i w:val="0"/>
-          <w:color w:val="1A2238"/>
-          <w:sz w:val="21"/>
-        </w:rPr>
-        <w:t>Objetivos básicos: garantizar el uso seguro de las radiaciones ionizantes y la energía nuclear en el país; generar y transferir conocimientos y tecnologías en el área nuclear y afines (para mejorar la calidad de vida de la población peruana); promover el uso de las aplicaciones nucleares y afines en los sectores productivos y de servicios para ser competitivos en el frente interno y externo.</w:t>
-      </w:r>
-    </w:p>
-    <w:p>
-      <w:pPr>
-        <w:pStyle w:val="ListBullet"/>
-      </w:pPr>
-      <w:r>
-        <w:rPr>
-          <w:rFonts w:ascii="Calibri" w:hAnsi="Calibri"/>
-          <w:b w:val="0"/>
-          <w:i w:val="0"/>
-          <w:color w:val="1A2238"/>
-          <w:sz w:val="21"/>
-        </w:rPr>
-        <w:t>Objetivos específicos: contar con capital humano calificado, productivo, motivado e identificado con los objetivos nacionales; contar con una estructura organizacional flexible; promover el transporte seguro de materiales radiactivos; desarrollar una cultura de seguridad compartida.</w:t>
-      </w:r>
-    </w:p>
-    <w:p>
-      <w:pPr>
-        <w:pStyle w:val="ListBullet"/>
-      </w:pPr>
-      <w:r>
-        <w:rPr>
-          <w:rFonts w:ascii="Calibri" w:hAnsi="Calibri"/>
-          <w:b w:val="0"/>
-          <w:i w:val="0"/>
-          <w:color w:val="1A2238"/>
-          <w:sz w:val="21"/>
-        </w:rPr>
-        <w:t>Fortalecer el proceso de regulación y control para garantizar el uso seguro de la energía nuclear y consolidar la Autoridad Reguladora con responsabilidades, atribuciones y recursos.</w:t>
-      </w:r>
-    </w:p>
-    <w:p>
-      <w:pPr>
-        <w:pStyle w:val="ListBullet"/>
-      </w:pPr>
-      <w:r>
-        <w:rPr>
-          <w:rFonts w:ascii="Calibri" w:hAnsi="Calibri"/>
-          <w:b w:val="0"/>
-          <w:i w:val="0"/>
-          <w:color w:val="1A2238"/>
-          <w:sz w:val="21"/>
-        </w:rPr>
-        <w:t>Fortalecer los procesos de investigación, desarrollo e innovación, transferencia de tecnología y promoción, para resolver problemas de los sectores productivos y de servicios con estándares competitivos internacionales.</w:t>
-      </w:r>
-    </w:p>
-    <w:p>
-      <w:pPr>
-        <w:pStyle w:val="ListBullet"/>
-      </w:pPr>
-      <w:r>
-        <w:rPr>
-          <w:rFonts w:ascii="Calibri" w:hAnsi="Calibri"/>
-          <w:b w:val="0"/>
-          <w:i w:val="0"/>
-          <w:color w:val="1A2238"/>
-          <w:sz w:val="21"/>
-        </w:rPr>
-        <w:t>Mejorar la imagen del país y promover su posicionamiento como líder regional (América) en el desarrollo de la tecnología nuclear y afines.</w:t>
-      </w:r>
-    </w:p>
-    <w:p>
-      <w:pPr>
-        <w:pStyle w:val="ListBullet"/>
-      </w:pPr>
-      <w:r>
-        <w:rPr>
-          <w:rFonts w:ascii="Calibri" w:hAnsi="Calibri"/>
-          <w:b w:val="0"/>
-          <w:i w:val="0"/>
-          <w:color w:val="1A2238"/>
-          <w:sz w:val="21"/>
-        </w:rPr>
-        <w:t>Lograr posicionamiento como abastecedor de radioisótopos a países de la región (aprovechando la demanda creciente de radioisótopos a nivel internacional).</w:t>
-      </w:r>
-    </w:p>
-    <w:p>
-      <w:pPr>
-        <w:pStyle w:val="ListBullet"/>
-      </w:pPr>
-      <w:r>
-        <w:rPr>
-          <w:rFonts w:ascii="Calibri" w:hAnsi="Calibri"/>
-          <w:b w:val="0"/>
-          <w:i w:val="0"/>
-          <w:color w:val="1A2238"/>
-          <w:sz w:val="21"/>
-        </w:rPr>
-        <w:t>Modernizar los reactores experimentales para mejorar su seguridad, extender su vida útil y asegurar la reposición/adquisición del elemento combustible.</w:t>
-      </w:r>
-    </w:p>
-    <w:p>
-      <w:r>
-        <w:rPr>
-          <w:rFonts w:ascii="Calibri" w:hAnsi="Calibri"/>
-          <w:b/>
-          <w:i w:val="0"/>
-          <w:color w:val="D91023"/>
-          <w:sz w:val="26"/>
-        </w:rPr>
-        <w:t>Acciones e iniciativas</w:t>
-      </w:r>
-    </w:p>
-    <w:p>
-      <w:pPr>
-        <w:pStyle w:val="ListBullet"/>
-      </w:pPr>
-      <w:r>
-        <w:rPr>
-          <w:rFonts w:ascii="Calibri" w:hAnsi="Calibri"/>
-          <w:b w:val="0"/>
-          <w:i w:val="0"/>
-          <w:color w:val="1A2238"/>
-          <w:sz w:val="21"/>
-        </w:rPr>
-        <w:t>Establecer puentes entre las organizaciones de investigación y desarrollo y los sectores productivos para mejorar la competitividad nacional, el crecimiento de las exportaciones y la lucha contra la pobreza.</w:t>
-      </w:r>
-    </w:p>
-    <w:p>
-      <w:pPr>
-        <w:pStyle w:val="ListBullet"/>
-      </w:pPr>
-      <w:r>
-        <w:rPr>
-          <w:rFonts w:ascii="Calibri" w:hAnsi="Calibri"/>
-          <w:b w:val="0"/>
-          <w:i w:val="0"/>
-          <w:color w:val="1A2238"/>
-          <w:sz w:val="21"/>
-        </w:rPr>
-        <w:t>Desarrollar un intenso trabajo de promoción y alianzas estratégicas con regiones, sectores productivos, universidades y centros de investigación, y con otros países de la región para proyectos conjuntos.</w:t>
-      </w:r>
-    </w:p>
-    <w:p>
-      <w:pPr>
-        <w:pStyle w:val="ListBullet"/>
-      </w:pPr>
-      <w:r>
-        <w:rPr>
-          <w:rFonts w:ascii="Calibri" w:hAnsi="Calibri"/>
-          <w:b w:val="0"/>
-          <w:i w:val="0"/>
-          <w:color w:val="1A2238"/>
-          <w:sz w:val="21"/>
-        </w:rPr>
-        <w:t>Implementar la designación de gestores en base a meritocracia (con liderazgo, experiencia, conocimientos y capacidad de gestión) y establecer una carrera pública meritocrática para el capital humano.</w:t>
-      </w:r>
-    </w:p>
-    <w:p>
-      <w:pPr>
-        <w:pStyle w:val="ListBullet"/>
-      </w:pPr>
-      <w:r>
-        <w:rPr>
-          <w:rFonts w:ascii="Calibri" w:hAnsi="Calibri"/>
-          <w:b w:val="0"/>
-          <w:i w:val="0"/>
-          <w:color w:val="1A2238"/>
-          <w:sz w:val="21"/>
-        </w:rPr>
-        <w:t>Priorizar los proyectos y subproyectos en función de su mayor rentabilidad económica y social, resolviendo problemas reales del país, usando la técnica del Marco Lógico.</w:t>
-      </w:r>
-    </w:p>
-    <w:p>
-      <w:pPr>
-        <w:pStyle w:val="ListBullet"/>
-      </w:pPr>
-      <w:r>
-        <w:rPr>
-          <w:rFonts w:ascii="Calibri" w:hAnsi="Calibri"/>
-          <w:b w:val="0"/>
-          <w:i w:val="0"/>
-          <w:color w:val="1A2238"/>
-          <w:sz w:val="21"/>
-        </w:rPr>
-        <w:t>Promover alianzas con el sector de Energía y Minas y con el sector Ambiente para aplicar tecnología nuclear en la solución de problemas ambientales y de agua/acuíferos.</w:t>
-      </w:r>
-    </w:p>
-    <w:p>
-      <w:pPr>
-        <w:pStyle w:val="ListBullet"/>
-      </w:pPr>
-      <w:r>
-        <w:rPr>
-          <w:rFonts w:ascii="Calibri" w:hAnsi="Calibri"/>
-          <w:b w:val="0"/>
-          <w:i w:val="0"/>
-          <w:color w:val="1A2238"/>
-          <w:sz w:val="21"/>
-        </w:rPr>
-        <w:t>Promover la implementación de una ciudadela (ciudadela) científica-tecnológica nacional y la mejora/creación de infraestructura disponible.</w:t>
-      </w:r>
-    </w:p>
-    <w:p>
-      <w:pPr>
-        <w:pStyle w:val="ListBullet"/>
-      </w:pPr>
-      <w:r>
-        <w:rPr>
-          <w:rFonts w:ascii="Calibri" w:hAnsi="Calibri"/>
-          <w:b w:val="0"/>
-          <w:i w:val="0"/>
-          <w:color w:val="1A2238"/>
-          <w:sz w:val="21"/>
-        </w:rPr>
-        <w:t>Promover el uso de técnicas nucleares en seguridad alimentaria: mejoramiento genético de plantas y animales, manejo de suelos, fertilización e irrigación eficiente, erradicación de la mosca de la fruta y tratamientos de poscosecha.</w:t>
-      </w:r>
-    </w:p>
-    <w:p>
-      <w:pPr>
-        <w:pStyle w:val="ListBullet"/>
-      </w:pPr>
-      <w:r>
-        <w:rPr>
-          <w:rFonts w:ascii="Calibri" w:hAnsi="Calibri"/>
-          <w:b w:val="0"/>
-          <w:i w:val="0"/>
-          <w:color w:val="1A2238"/>
-          <w:sz w:val="21"/>
-        </w:rPr>
-        <w:t>Fortalecer la formación, capacitación y entrenamiento del personal multidisciplinario en salud humana (medicina nuclear, radioterapia, física médica, radiofarmacia, nutrición) y cerrar la brecha regional de recursos humanos y equipamiento.</w:t>
-      </w:r>
-    </w:p>
-    <w:p>
-      <w:pPr>
-        <w:pStyle w:val="ListBullet"/>
-      </w:pPr>
-      <w:r>
-        <w:rPr>
-          <w:rFonts w:ascii="Calibri" w:hAnsi="Calibri"/>
-          <w:b w:val="0"/>
-          <w:i w:val="0"/>
-          <w:color w:val="1A2238"/>
-          <w:sz w:val="21"/>
-        </w:rPr>
-        <w:t>Establecer escenarios de oferta y demanda energética de largo plazo y políticas sobre el ciclo de combustible nuclear para evaluar la participación de la nucleoelectricidad en la diversificación de la matriz energética.</w:t>
-      </w:r>
-    </w:p>
-    <w:p>
-      <w:pPr>
-        <w:pStyle w:val="ListBullet"/>
-      </w:pPr>
-      <w:r>
-        <w:rPr>
-          <w:rFonts w:ascii="Calibri" w:hAnsi="Calibri"/>
-          <w:b w:val="0"/>
-          <w:i w:val="0"/>
-          <w:color w:val="1A2238"/>
-          <w:sz w:val="21"/>
-        </w:rPr>
-        <w:t>Fortalecer el marco regulatorio: consolidar la Autoridad Reguladora, desarrollar normativa para prácticas de mayor riesgo, un programa nacional de formación de trabajadores ocupacionalmente expuestos, gestión segura de desechos radiactivos y capacidades de respuesta a emergencias radiológicas.</w:t>
-      </w:r>
-    </w:p>
-    <w:p>
-      <w:pPr>
-        <w:pStyle w:val="ListBullet"/>
-      </w:pPr>
-      <w:r>
-        <w:rPr>
-          <w:rFonts w:ascii="Calibri" w:hAnsi="Calibri"/>
-          <w:b w:val="0"/>
-          <w:i w:val="0"/>
-          <w:color w:val="1A2238"/>
-          <w:sz w:val="21"/>
-        </w:rPr>
-        <w:t>Desarrollar una intensa campaña de difusión de las aplicaciones tecnológicas nucleares en las regiones (ambiente, hidrología, energía, alimentación y nutrición) y mejorar la entrega de información objetiva al público sobre la energía nuclear.</w:t>
-      </w:r>
-    </w:p>
-    <w:p>
-      <w:pPr>
-        <w:pStyle w:val="ListBullet"/>
-      </w:pPr>
-      <w:r>
-        <w:rPr>
-          <w:rFonts w:ascii="Calibri" w:hAnsi="Calibri"/>
-          <w:b w:val="0"/>
-          <w:i w:val="0"/>
-          <w:color w:val="1A2238"/>
-          <w:sz w:val="21"/>
-        </w:rPr>
-        <w:t>Realizar una reingeniería que permita implementar adecuadamente el proyecto de energía y tecnología nuclear propuesto.</w:t>
+        <w:t>Infraestructura reguladora, protección radiológica ocupacional, del paciente y del público, preparación y respuesta a emergencias radiológicas, educación y entrenamiento.</w:t>
       </w:r>
     </w:p>
     <w:p>
@@ -1621,7 +1083,7 @@
           <w:color w:val="1A2238"/>
           <w:sz w:val="21"/>
         </w:rPr>
-        <w:t>Orientar la tecnología nuclear a la solución de problemas nacionales, concentrando el esfuerzo en los cinco sectores prioritarios identificados (seguridad alimentaria, salud humana, medio ambiente, energía e industria, y seguridad radiológica), sustentándolo en capital humano meritocrático y en el trabajo articulado con los gobiernos regionales, universidades y el sector privado, para coadyuvar al desarrollo sostenible del país con un uso seguro y competitivo de la ciencia y tecnología nuclear con visión al 2040.</w:t>
+        <w:t>Evaluar cada oportunidad con un estudio beneficio-costo, poniendo en práctica las de claro impacto social o económico, y redefinir estrategias científicas y comerciales con inclusión social; optimizar gastos administrativos y de gestión en las instituciones de ciencia y tecnología; promover una ciudadela científica tecnológica nacional y el trabajo integrado con la actividad privada, universidades y gobiernos regionales; asimilar personal profesional joven en base a meritocracia. Consolidar las propuestas en coordinación con otras Comisiones Temáticas (Energía, Medio Ambiente, Ciencia y Tecnología, Salud, Competitividad), realizando la reingeniería necesaria para implementar el Proyecto de Energía y Tecnología Nuclear.</w:t>
       </w:r>
     </w:p>
     <w:p/>
